--- a/back/src/static/vinculado/CL - TERMINO INDEFINIDO.docx
+++ b/back/src/static/vinculado/CL - TERMINO INDEFINIDO.docx
@@ -1898,13 +1898,7 @@
               <w:rPr>
                 <w:sz w:val="20"/>
               </w:rPr>
-              <w:t>}}</w:t>
-            </w:r>
-            <w:r>
-              <w:rPr>
-                <w:sz w:val="20"/>
-              </w:rPr>
-              <w:t xml:space="preserve"> </w:t>
+              <w:t xml:space="preserve">}} </w:t>
             </w:r>
           </w:p>
           <w:p>
@@ -2417,13 +2411,7 @@
               <w:rPr>
                 <w:sz w:val="20"/>
               </w:rPr>
-              <w:t>,</w:t>
-            </w:r>
-            <w:r>
-              <w:rPr>
-                <w:sz w:val="20"/>
-              </w:rPr>
-              <w:t xml:space="preserve"> </w:t>
+              <w:t xml:space="preserve">, </w:t>
             </w:r>
             <w:r>
               <w:rPr>
@@ -22392,7 +22380,6 @@
         </w:rPr>
         <w:t xml:space="preserve"> </w:t>
       </w:r>
-      <w:proofErr w:type="gramStart"/>
       <w:r>
         <w:t>del</w:t>
       </w:r>
@@ -22403,11 +22390,7 @@
         <w:t xml:space="preserve"> </w:t>
       </w:r>
       <w:r>
-        <w:t>mismo</w:t>
-      </w:r>
-      <w:proofErr w:type="gramEnd"/>
-      <w:r>
-        <w:t>.</w:t>
+        <w:t>mismo.</w:t>
       </w:r>
       <w:r>
         <w:rPr>
@@ -24962,11 +24945,9 @@
         </w:rPr>
         <w:t xml:space="preserve"> </w:t>
       </w:r>
-      <w:proofErr w:type="gramStart"/>
       <w:r>
         <w:t>tanto</w:t>
       </w:r>
-      <w:proofErr w:type="gramEnd"/>
       <w:r>
         <w:rPr>
           <w:spacing w:val="58"/>
@@ -25211,15 +25192,7 @@
         <w:t xml:space="preserve"> </w:t>
       </w:r>
       <w:r>
-        <w:t xml:space="preserve">contratos y demás documentos a que tuvo acceso </w:t>
-      </w:r>
-      <w:proofErr w:type="gramStart"/>
-      <w:r>
-        <w:t>en razón de</w:t>
-      </w:r>
-      <w:proofErr w:type="gramEnd"/>
-      <w:r>
-        <w:t xml:space="preserve"> su cargo a </w:t>
+        <w:t xml:space="preserve">contratos y demás documentos a que tuvo acceso en razón de su cargo a </w:t>
       </w:r>
       <w:r>
         <w:rPr>
@@ -27647,13 +27620,8 @@
         <w:pStyle w:val="Textoindependiente"/>
         <w:ind w:right="134"/>
       </w:pPr>
-      <w:proofErr w:type="gramStart"/>
-      <w:r>
-        <w:t>privacidad respectivo</w:t>
-      </w:r>
-      <w:proofErr w:type="gramEnd"/>
-      <w:r>
-        <w:t xml:space="preserve"> y específicamente para dar cumplimiento al desarrollo de nuestro objeto social, según sea el caso. 2. </w:t>
+      <w:r>
+        <w:t xml:space="preserve">privacidad respectivo y específicamente para dar cumplimiento al desarrollo de nuestro objeto social, según sea el caso. 2. </w:t>
       </w:r>
       <w:r>
         <w:rPr>
@@ -31136,7 +31104,27 @@
           <w:b/>
           <w:sz w:val="20"/>
         </w:rPr>
-        <w:t xml:space="preserve"> TRABAJADOR (A)</w:t>
+        <w:t xml:space="preserve"> </w:t>
+      </w:r>
+    </w:p>
+    <w:p>
+      <w:pPr>
+        <w:tabs>
+          <w:tab w:val="left" w:pos="2835"/>
+        </w:tabs>
+        <w:spacing w:before="1"/>
+        <w:ind w:left="109" w:right="1420"/>
+        <w:rPr>
+          <w:b/>
+          <w:sz w:val="20"/>
+        </w:rPr>
+      </w:pPr>
+      <w:r>
+        <w:rPr>
+          <w:b/>
+          <w:sz w:val="20"/>
+        </w:rPr>
+        <w:t>TRABAJADOR (A)</w:t>
       </w:r>
     </w:p>
     <w:sectPr>

--- a/back/src/static/vinculado/CL - TERMINO INDEFINIDO.docx
+++ b/back/src/static/vinculado/CL - TERMINO INDEFINIDO.docx
@@ -1129,7 +1129,7 @@
             </w:r>
             <w:r>
               <w:rPr>
-                <w:b/>
+                <w:bCs/>
                 <w:spacing w:val="-2"/>
                 <w:sz w:val="20"/>
               </w:rPr>
@@ -1138,7 +1138,7 @@
             <w:proofErr w:type="spellStart"/>
             <w:r>
               <w:rPr>
-                <w:b/>
+                <w:bCs/>
                 <w:spacing w:val="-2"/>
                 <w:sz w:val="20"/>
               </w:rPr>
@@ -1147,7 +1147,7 @@
             <w:proofErr w:type="spellEnd"/>
             <w:r>
               <w:rPr>
-                <w:b/>
+                <w:bCs/>
                 <w:spacing w:val="-2"/>
                 <w:sz w:val="20"/>
               </w:rPr>
@@ -1631,6 +1631,7 @@
               <w:ind w:left="64"/>
               <w:rPr>
                 <w:b/>
+                <w:spacing w:val="-2"/>
                 <w:sz w:val="20"/>
               </w:rPr>
             </w:pPr>
@@ -1656,6 +1657,14 @@
                 <w:sz w:val="20"/>
               </w:rPr>
               <w:t>INMEDIATO</w:t>
+            </w:r>
+            <w:r>
+              <w:rPr>
+                <w:b/>
+                <w:spacing w:val="-2"/>
+                <w:sz w:val="20"/>
+              </w:rPr>
+              <w:t xml:space="preserve"> </w:t>
             </w:r>
           </w:p>
         </w:tc>
@@ -22380,6 +22389,7 @@
         </w:rPr>
         <w:t xml:space="preserve"> </w:t>
       </w:r>
+      <w:proofErr w:type="gramStart"/>
       <w:r>
         <w:t>del</w:t>
       </w:r>
@@ -22390,7 +22400,11 @@
         <w:t xml:space="preserve"> </w:t>
       </w:r>
       <w:r>
-        <w:t>mismo.</w:t>
+        <w:t>mismo</w:t>
+      </w:r>
+      <w:proofErr w:type="gramEnd"/>
+      <w:r>
+        <w:t>.</w:t>
       </w:r>
       <w:r>
         <w:rPr>
@@ -24945,9 +24959,11 @@
         </w:rPr>
         <w:t xml:space="preserve"> </w:t>
       </w:r>
+      <w:proofErr w:type="gramStart"/>
       <w:r>
         <w:t>tanto</w:t>
       </w:r>
+      <w:proofErr w:type="gramEnd"/>
       <w:r>
         <w:rPr>
           <w:spacing w:val="58"/>
@@ -25192,7 +25208,15 @@
         <w:t xml:space="preserve"> </w:t>
       </w:r>
       <w:r>
-        <w:t xml:space="preserve">contratos y demás documentos a que tuvo acceso en razón de su cargo a </w:t>
+        <w:t xml:space="preserve">contratos y demás documentos a que tuvo acceso </w:t>
+      </w:r>
+      <w:proofErr w:type="gramStart"/>
+      <w:r>
+        <w:t>en razón de</w:t>
+      </w:r>
+      <w:proofErr w:type="gramEnd"/>
+      <w:r>
+        <w:t xml:space="preserve"> su cargo a </w:t>
       </w:r>
       <w:r>
         <w:rPr>
@@ -27620,8 +27644,13 @@
         <w:pStyle w:val="Textoindependiente"/>
         <w:ind w:right="134"/>
       </w:pPr>
-      <w:r>
-        <w:t xml:space="preserve">privacidad respectivo y específicamente para dar cumplimiento al desarrollo de nuestro objeto social, según sea el caso. 2. </w:t>
+      <w:proofErr w:type="gramStart"/>
+      <w:r>
+        <w:t>privacidad respectivo</w:t>
+      </w:r>
+      <w:proofErr w:type="gramEnd"/>
+      <w:r>
+        <w:t xml:space="preserve"> y específicamente para dar cumplimiento al desarrollo de nuestro objeto social, según sea el caso. 2. </w:t>
       </w:r>
       <w:r>
         <w:rPr>

--- a/back/src/static/vinculado/CL - TERMINO INDEFINIDO.docx
+++ b/back/src/static/vinculado/CL - TERMINO INDEFINIDO.docx
@@ -1,6 +1,6 @@
 
 <file path=word/document.xml><?xml version="1.0" encoding="utf-8"?>
-<w:document xmlns:wpc="http://schemas.microsoft.com/office/word/2010/wordprocessingCanvas" xmlns:cx="http://schemas.microsoft.com/office/drawing/2014/chartex" xmlns:cx1="http://schemas.microsoft.com/office/drawing/2015/9/8/chartex" xmlns:cx2="http://schemas.microsoft.com/office/drawing/2015/10/21/chartex" xmlns:cx3="http://schemas.microsoft.com/office/drawing/2016/5/9/chartex" xmlns:cx4="http://schemas.microsoft.com/office/drawing/2016/5/10/chartex" xmlns:cx5="http://schemas.microsoft.com/office/drawing/2016/5/11/chartex" xmlns:cx6="http://schemas.microsoft.com/office/drawing/2016/5/12/chartex" xmlns:cx7="http://schemas.microsoft.com/office/drawing/2016/5/13/chartex" xmlns:cx8="http://schemas.microsoft.com/office/drawing/2016/5/14/chartex" xmlns:mc="http://schemas.openxmlformats.org/markup-compatibility/2006" xmlns:aink="http://schemas.microsoft.com/office/drawing/2016/ink" xmlns:am3d="http://schemas.microsoft.com/office/drawing/2017/model3d" xmlns:o="urn:schemas-microsoft-com:office:office" xmlns:oel="http://schemas.microsoft.com/office/2019/extlst" xmlns:r="http://schemas.openxmlformats.org/officeDocument/2006/relationships" xmlns:m="http://schemas.openxmlformats.org/officeDocument/2006/math" xmlns:v="urn:schemas-microsoft-com:vml" xmlns:wp14="http://schemas.microsoft.com/office/word/2010/wordprocessingDrawing" xmlns:wp="http://schemas.openxmlformats.org/drawingml/2006/wordprocessingDrawing" xmlns:w10="urn:schemas-microsoft-com:office:word" xmlns:w="http://schemas.openxmlformats.org/wordprocessingml/2006/main" xmlns:w14="http://schemas.microsoft.com/office/word/2010/wordml" xmlns:w15="http://schemas.microsoft.com/office/word/2012/wordml" xmlns:w16cex="http://schemas.microsoft.com/office/word/2018/wordml/cex" xmlns:w16cid="http://schemas.microsoft.com/office/word/2016/wordml/cid" xmlns:w16="http://schemas.microsoft.com/office/word/2018/wordml" xmlns:w16du="http://schemas.microsoft.com/office/word/2023/wordml/word16du" xmlns:w16sdtdh="http://schemas.microsoft.com/office/word/2020/wordml/sdtdatahash" xmlns:w16sdtfl="http://schemas.microsoft.com/office/word/2024/wordml/sdtformatlock" xmlns:w16se="http://schemas.microsoft.com/office/word/2015/wordml/symex" xmlns:wpg="http://schemas.microsoft.com/office/word/2010/wordprocessingGroup" xmlns:wpi="http://schemas.microsoft.com/office/word/2010/wordprocessingInk" xmlns:wne="http://schemas.microsoft.com/office/word/2006/wordml" xmlns:wps="http://schemas.microsoft.com/office/word/2010/wordprocessingShape" mc:Ignorable="w14 w15 w16se w16cid w16 w16cex w16sdtdh w16sdtfl w16du wp14">
+<w:document xmlns:wpc="http://schemas.microsoft.com/office/word/2010/wordprocessingCanvas" xmlns:cx="http://schemas.microsoft.com/office/drawing/2014/chartex" xmlns:cx1="http://schemas.microsoft.com/office/drawing/2015/9/8/chartex" xmlns:cx2="http://schemas.microsoft.com/office/drawing/2015/10/21/chartex" xmlns:cx3="http://schemas.microsoft.com/office/drawing/2016/5/9/chartex" xmlns:cx4="http://schemas.microsoft.com/office/drawing/2016/5/10/chartex" xmlns:cx5="http://schemas.microsoft.com/office/drawing/2016/5/11/chartex" xmlns:cx6="http://schemas.microsoft.com/office/drawing/2016/5/12/chartex" xmlns:cx7="http://schemas.microsoft.com/office/drawing/2016/5/13/chartex" xmlns:cx8="http://schemas.microsoft.com/office/drawing/2016/5/14/chartex" xmlns:mc="http://schemas.openxmlformats.org/markup-compatibility/2006" xmlns:aink="http://schemas.microsoft.com/office/drawing/2016/ink" xmlns:am3d="http://schemas.microsoft.com/office/drawing/2017/model3d" xmlns:o="urn:schemas-microsoft-com:office:office" xmlns:oel="http://schemas.microsoft.com/office/2019/extlst" xmlns:r="http://schemas.openxmlformats.org/officeDocument/2006/relationships" xmlns:m="http://schemas.openxmlformats.org/officeDocument/2006/math" xmlns:v="urn:schemas-microsoft-com:vml" xmlns:wp14="http://schemas.microsoft.com/office/word/2010/wordprocessingDrawing" xmlns:wp="http://schemas.openxmlformats.org/drawingml/2006/wordprocessingDrawing" xmlns:w10="urn:schemas-microsoft-com:office:word" xmlns:w="http://schemas.openxmlformats.org/wordprocessingml/2006/main" xmlns:w14="http://schemas.microsoft.com/office/word/2010/wordml" xmlns:w15="http://schemas.microsoft.com/office/word/2012/wordml" xmlns:w16cei="http://schemas.microsoft.com/office/word/2026/wordml/cei" xmlns:w16cex="http://schemas.microsoft.com/office/word/2018/wordml/cex" xmlns:w16cid="http://schemas.microsoft.com/office/word/2016/wordml/cid" xmlns:w16="http://schemas.microsoft.com/office/word/2018/wordml" xmlns:w16du="http://schemas.microsoft.com/office/word/2023/wordml/word16du" xmlns:w16sdtdh="http://schemas.microsoft.com/office/word/2020/wordml/sdtdatahash" xmlns:w16sdtfl="http://schemas.microsoft.com/office/word/2024/wordml/sdtformatlock" xmlns:w16se="http://schemas.microsoft.com/office/word/2015/wordml/symex" xmlns:wpg="http://schemas.microsoft.com/office/word/2010/wordprocessingGroup" xmlns:wpi="http://schemas.microsoft.com/office/word/2010/wordprocessingInk" xmlns:wne="http://schemas.microsoft.com/office/word/2006/wordml" xmlns:wps="http://schemas.microsoft.com/office/word/2010/wordprocessingShape" mc:Ignorable="w14 w15 w16se w16cid w16 w16cex w16sdtdh w16sdtfl w16du wp14">
   <w:body>
     <w:tbl>
       <w:tblPr>
@@ -222,23 +222,7 @@
                 <w:spacing w:val="-2"/>
                 <w:sz w:val="20"/>
               </w:rPr>
-              <w:t>{{</w:t>
-            </w:r>
-            <w:proofErr w:type="spellStart"/>
-            <w:r>
-              <w:rPr>
-                <w:spacing w:val="-2"/>
-                <w:sz w:val="20"/>
-              </w:rPr>
-              <w:t>CargoOficio</w:t>
-            </w:r>
-            <w:proofErr w:type="spellEnd"/>
-            <w:r>
-              <w:rPr>
-                <w:spacing w:val="-2"/>
-                <w:sz w:val="20"/>
-              </w:rPr>
-              <w:t>}}</w:t>
+              <w:t>{{CargoOficio}}</w:t>
             </w:r>
           </w:p>
         </w:tc>
@@ -1058,21 +1042,7 @@
               <w:rPr>
                 <w:sz w:val="20"/>
               </w:rPr>
-              <w:t>{{</w:t>
-            </w:r>
-            <w:proofErr w:type="spellStart"/>
-            <w:r>
-              <w:rPr>
-                <w:sz w:val="20"/>
-              </w:rPr>
-              <w:t>NombreCompleto</w:t>
-            </w:r>
-            <w:proofErr w:type="spellEnd"/>
-            <w:r>
-              <w:rPr>
-                <w:sz w:val="20"/>
-              </w:rPr>
-              <w:t>}}</w:t>
+              <w:t>{{NombreCompleto}}</w:t>
             </w:r>
           </w:p>
         </w:tc>
@@ -1133,25 +1103,7 @@
                 <w:spacing w:val="-2"/>
                 <w:sz w:val="20"/>
               </w:rPr>
-              <w:t>{{</w:t>
-            </w:r>
-            <w:proofErr w:type="spellStart"/>
-            <w:r>
-              <w:rPr>
-                <w:bCs/>
-                <w:spacing w:val="-2"/>
-                <w:sz w:val="20"/>
-              </w:rPr>
-              <w:t>NumeroDocumento</w:t>
-            </w:r>
-            <w:proofErr w:type="spellEnd"/>
-            <w:r>
-              <w:rPr>
-                <w:bCs/>
-                <w:spacing w:val="-2"/>
-                <w:sz w:val="20"/>
-              </w:rPr>
-              <w:t>}}</w:t>
+              <w:t>{{NumeroDocumento}}</w:t>
             </w:r>
           </w:p>
         </w:tc>
@@ -1261,23 +1213,7 @@
                 <w:spacing w:val="-2"/>
                 <w:sz w:val="20"/>
               </w:rPr>
-              <w:t>{{</w:t>
-            </w:r>
-            <w:proofErr w:type="spellStart"/>
-            <w:r>
-              <w:rPr>
-                <w:spacing w:val="-2"/>
-                <w:sz w:val="20"/>
-              </w:rPr>
-              <w:t>TipoTrabajador</w:t>
-            </w:r>
-            <w:proofErr w:type="spellEnd"/>
-            <w:r>
-              <w:rPr>
-                <w:spacing w:val="-2"/>
-                <w:sz w:val="20"/>
-              </w:rPr>
-              <w:t>}}</w:t>
+              <w:t>{{TipoTrabajador}}</w:t>
             </w:r>
           </w:p>
         </w:tc>
@@ -1693,23 +1629,7 @@
                 <w:spacing w:val="-2"/>
                 <w:sz w:val="20"/>
               </w:rPr>
-              <w:t>{{</w:t>
-            </w:r>
-            <w:proofErr w:type="spellStart"/>
-            <w:r>
-              <w:rPr>
-                <w:spacing w:val="-2"/>
-                <w:sz w:val="20"/>
-              </w:rPr>
-              <w:t>CargoOficio</w:t>
-            </w:r>
-            <w:proofErr w:type="spellEnd"/>
-            <w:r>
-              <w:rPr>
-                <w:spacing w:val="-2"/>
-                <w:sz w:val="20"/>
-              </w:rPr>
-              <w:t>}}</w:t>
+              <w:t>{{CargoOficio}}</w:t>
             </w:r>
           </w:p>
         </w:tc>
@@ -1733,21 +1653,7 @@
               <w:rPr>
                 <w:sz w:val="20"/>
               </w:rPr>
-              <w:t>{{</w:t>
-            </w:r>
-            <w:proofErr w:type="spellStart"/>
-            <w:r>
-              <w:rPr>
-                <w:sz w:val="20"/>
-              </w:rPr>
-              <w:t>JefeInmediato</w:t>
-            </w:r>
-            <w:proofErr w:type="spellEnd"/>
-            <w:r>
-              <w:rPr>
-                <w:sz w:val="20"/>
-              </w:rPr>
-              <w:t>}}</w:t>
+              <w:t>{{JefeInmediato}}</w:t>
             </w:r>
           </w:p>
         </w:tc>
@@ -1893,21 +1799,7 @@
               <w:rPr>
                 <w:sz w:val="20"/>
               </w:rPr>
-              <w:t>{{</w:t>
-            </w:r>
-            <w:proofErr w:type="spellStart"/>
-            <w:r>
-              <w:rPr>
-                <w:sz w:val="20"/>
-              </w:rPr>
-              <w:t>SalarioMensualLetras</w:t>
-            </w:r>
-            <w:proofErr w:type="spellEnd"/>
-            <w:r>
-              <w:rPr>
-                <w:sz w:val="20"/>
-              </w:rPr>
-              <w:t xml:space="preserve">}} </w:t>
+              <w:t xml:space="preserve">{{SalarioMensualLetras}} </w:t>
             </w:r>
           </w:p>
           <w:p>
@@ -1930,23 +1822,7 @@
                 <w:spacing w:val="-2"/>
                 <w:sz w:val="20"/>
               </w:rPr>
-              <w:t>{{</w:t>
-            </w:r>
-            <w:proofErr w:type="spellStart"/>
-            <w:r>
-              <w:rPr>
-                <w:spacing w:val="-2"/>
-                <w:sz w:val="20"/>
-              </w:rPr>
-              <w:t>SalarioMensual</w:t>
-            </w:r>
-            <w:proofErr w:type="spellEnd"/>
-            <w:r>
-              <w:rPr>
-                <w:spacing w:val="-2"/>
-                <w:sz w:val="20"/>
-              </w:rPr>
-              <w:t>}}</w:t>
+              <w:t>{{SalarioMensual}}</w:t>
             </w:r>
             <w:r>
               <w:rPr>
@@ -1978,23 +1854,7 @@
                 <w:spacing w:val="-2"/>
                 <w:sz w:val="20"/>
               </w:rPr>
-              <w:t>{{</w:t>
-            </w:r>
-            <w:proofErr w:type="spellStart"/>
-            <w:r>
-              <w:rPr>
-                <w:spacing w:val="-2"/>
-                <w:sz w:val="20"/>
-              </w:rPr>
-              <w:t>PeriodoPago</w:t>
-            </w:r>
-            <w:proofErr w:type="spellEnd"/>
-            <w:r>
-              <w:rPr>
-                <w:spacing w:val="-2"/>
-                <w:sz w:val="20"/>
-              </w:rPr>
-              <w:t>}}</w:t>
+              <w:t>{{PeriodoPago}}</w:t>
             </w:r>
           </w:p>
         </w:tc>
@@ -2166,21 +2026,7 @@
               <w:rPr>
                 <w:sz w:val="20"/>
               </w:rPr>
-              <w:t>{{</w:t>
-            </w:r>
-            <w:proofErr w:type="spellStart"/>
-            <w:r>
-              <w:rPr>
-                <w:sz w:val="20"/>
-              </w:rPr>
-              <w:t>PeriodoPrueba</w:t>
-            </w:r>
-            <w:proofErr w:type="spellEnd"/>
-            <w:r>
-              <w:rPr>
-                <w:sz w:val="20"/>
-              </w:rPr>
-              <w:t>}}</w:t>
+              <w:t>{{PeriodoPrueba}}</w:t>
             </w:r>
           </w:p>
         </w:tc>
@@ -2254,23 +2100,7 @@
                 <w:spacing w:val="-2"/>
                 <w:sz w:val="20"/>
               </w:rPr>
-              <w:t>{{</w:t>
-            </w:r>
-            <w:proofErr w:type="spellStart"/>
-            <w:r>
-              <w:rPr>
-                <w:spacing w:val="-2"/>
-                <w:sz w:val="20"/>
-              </w:rPr>
-              <w:t>DuracionContrato</w:t>
-            </w:r>
-            <w:proofErr w:type="spellEnd"/>
-            <w:r>
-              <w:rPr>
-                <w:spacing w:val="-2"/>
-                <w:sz w:val="20"/>
-              </w:rPr>
-              <w:t>}}</w:t>
+              <w:t>{{DuracionContrato}}</w:t>
             </w:r>
           </w:p>
         </w:tc>
@@ -2400,21 +2230,7 @@
               <w:rPr>
                 <w:sz w:val="20"/>
               </w:rPr>
-              <w:t>{{</w:t>
-            </w:r>
-            <w:proofErr w:type="spellStart"/>
-            <w:r>
-              <w:rPr>
-                <w:sz w:val="20"/>
-              </w:rPr>
-              <w:t>LugarCelebracion</w:t>
-            </w:r>
-            <w:proofErr w:type="spellEnd"/>
-            <w:r>
-              <w:rPr>
-                <w:sz w:val="20"/>
-              </w:rPr>
-              <w:t>}}</w:t>
+              <w:t>{{LugarCelebracion}}</w:t>
             </w:r>
             <w:r>
               <w:rPr>
@@ -2426,21 +2242,7 @@
               <w:rPr>
                 <w:sz w:val="20"/>
               </w:rPr>
-              <w:t>{{</w:t>
-            </w:r>
-            <w:proofErr w:type="spellStart"/>
-            <w:r>
-              <w:rPr>
-                <w:sz w:val="20"/>
-              </w:rPr>
-              <w:t>FechaInicioContrato</w:t>
-            </w:r>
-            <w:proofErr w:type="spellEnd"/>
-            <w:r>
-              <w:rPr>
-                <w:sz w:val="20"/>
-              </w:rPr>
-              <w:t>}}</w:t>
+              <w:t>{{FechaInicioContrato}}</w:t>
             </w:r>
           </w:p>
         </w:tc>
@@ -2512,21 +2314,7 @@
               <w:rPr>
                 <w:sz w:val="20"/>
               </w:rPr>
-              <w:t>{{</w:t>
-            </w:r>
-            <w:proofErr w:type="spellStart"/>
-            <w:r>
-              <w:rPr>
-                <w:sz w:val="20"/>
-              </w:rPr>
-              <w:t>Direccion</w:t>
-            </w:r>
-            <w:proofErr w:type="spellEnd"/>
-            <w:r>
-              <w:rPr>
-                <w:sz w:val="20"/>
-              </w:rPr>
-              <w:t>}}</w:t>
+              <w:t>{{Direccion}}</w:t>
             </w:r>
           </w:p>
         </w:tc>
@@ -2577,15 +2365,7 @@
               </w:rPr>
             </w:pPr>
             <w:r>
-              <w:t>{{</w:t>
-            </w:r>
-            <w:proofErr w:type="spellStart"/>
-            <w:r>
-              <w:t>CorreoPersonal</w:t>
-            </w:r>
-            <w:proofErr w:type="spellEnd"/>
-            <w:r>
-              <w:t>}}</w:t>
+              <w:t>{{CorreoPersonal}}</w:t>
             </w:r>
           </w:p>
         </w:tc>
@@ -2657,23 +2437,7 @@
                 <w:spacing w:val="-2"/>
                 <w:sz w:val="20"/>
               </w:rPr>
-              <w:t>{{</w:t>
-            </w:r>
-            <w:proofErr w:type="spellStart"/>
-            <w:r>
-              <w:rPr>
-                <w:spacing w:val="-2"/>
-                <w:sz w:val="20"/>
-              </w:rPr>
-              <w:t>Telefono</w:t>
-            </w:r>
-            <w:proofErr w:type="spellEnd"/>
-            <w:r>
-              <w:rPr>
-                <w:spacing w:val="-2"/>
-                <w:sz w:val="20"/>
-              </w:rPr>
-              <w:t>}}</w:t>
+              <w:t>{{Telefono}}</w:t>
             </w:r>
           </w:p>
         </w:tc>
@@ -2712,23 +2476,7 @@
                 <w:spacing w:val="-2"/>
                 <w:sz w:val="20"/>
               </w:rPr>
-              <w:t>{{</w:t>
-            </w:r>
-            <w:proofErr w:type="spellStart"/>
-            <w:r>
-              <w:rPr>
-                <w:spacing w:val="-2"/>
-                <w:sz w:val="20"/>
-              </w:rPr>
-              <w:t>Afp</w:t>
-            </w:r>
-            <w:proofErr w:type="spellEnd"/>
-            <w:r>
-              <w:rPr>
-                <w:spacing w:val="-2"/>
-                <w:sz w:val="20"/>
-              </w:rPr>
-              <w:t>}}</w:t>
+              <w:t>{{Afp}}</w:t>
             </w:r>
           </w:p>
         </w:tc>
@@ -2770,23 +2518,7 @@
                 <w:spacing w:val="-4"/>
                 <w:sz w:val="20"/>
               </w:rPr>
-              <w:t>{{</w:t>
-            </w:r>
-            <w:proofErr w:type="spellStart"/>
-            <w:r>
-              <w:rPr>
-                <w:spacing w:val="-4"/>
-                <w:sz w:val="20"/>
-              </w:rPr>
-              <w:t>Eps</w:t>
-            </w:r>
-            <w:proofErr w:type="spellEnd"/>
-            <w:r>
-              <w:rPr>
-                <w:spacing w:val="-4"/>
-                <w:sz w:val="20"/>
-              </w:rPr>
-              <w:t>}}</w:t>
+              <w:t>{{Eps}}</w:t>
             </w:r>
           </w:p>
         </w:tc>
@@ -2870,23 +2602,7 @@
                 <w:spacing w:val="-2"/>
                 <w:sz w:val="20"/>
               </w:rPr>
-              <w:t>{{</w:t>
-            </w:r>
-            <w:proofErr w:type="spellStart"/>
-            <w:r>
-              <w:rPr>
-                <w:spacing w:val="-2"/>
-                <w:sz w:val="20"/>
-              </w:rPr>
-              <w:t>CajaCompensacion</w:t>
-            </w:r>
-            <w:proofErr w:type="spellEnd"/>
-            <w:r>
-              <w:rPr>
-                <w:spacing w:val="-2"/>
-                <w:sz w:val="20"/>
-              </w:rPr>
-              <w:t>}}</w:t>
+              <w:t>{{CajaCompensacion}}</w:t>
             </w:r>
           </w:p>
         </w:tc>
@@ -2929,21 +2645,7 @@
               <w:rPr>
                 <w:sz w:val="20"/>
               </w:rPr>
-              <w:t>{{</w:t>
-            </w:r>
-            <w:proofErr w:type="spellStart"/>
-            <w:r>
-              <w:rPr>
-                <w:sz w:val="20"/>
-              </w:rPr>
-              <w:t>Arl</w:t>
-            </w:r>
-            <w:proofErr w:type="spellEnd"/>
-            <w:r>
-              <w:rPr>
-                <w:sz w:val="20"/>
-              </w:rPr>
-              <w:t>}}</w:t>
+              <w:t>{{Arl}}</w:t>
             </w:r>
           </w:p>
         </w:tc>
@@ -10324,15 +10026,7 @@
         <w:ind w:right="135"/>
       </w:pPr>
       <w:r>
-        <w:t xml:space="preserve">suplementario o en horas extras y todo trabajo en </w:t>
-      </w:r>
-      <w:proofErr w:type="gramStart"/>
-      <w:r>
-        <w:t>día domingo</w:t>
-      </w:r>
-      <w:proofErr w:type="gramEnd"/>
-      <w:r>
-        <w:t xml:space="preserve"> o festivo en los que legalmente debe concederse descanso, se remunerará conforme a la ley, así como los correspondientes recargos nocturnos. Para el reconocimiento y pago del trabajo suplementario, nocturno, dominical o festivo, </w:t>
+        <w:t xml:space="preserve">suplementario o en horas extras y todo trabajo en día domingo o festivo en los que legalmente debe concederse descanso, se remunerará conforme a la ley, así como los correspondientes recargos nocturnos. Para el reconocimiento y pago del trabajo suplementario, nocturno, dominical o festivo, </w:t>
       </w:r>
       <w:r>
         <w:rPr>
@@ -21133,15 +20827,7 @@
               </w:rPr>
             </w:pPr>
             <w:r>
-              <w:t>{{</w:t>
-            </w:r>
-            <w:proofErr w:type="spellStart"/>
-            <w:r>
-              <w:t>CorreoPersonal</w:t>
-            </w:r>
-            <w:proofErr w:type="spellEnd"/>
-            <w:r>
-              <w:t>}}</w:t>
+              <w:t>{{CorreoPersonal}}</w:t>
             </w:r>
           </w:p>
         </w:tc>
@@ -21219,21 +20905,7 @@
               <w:rPr>
                 <w:sz w:val="20"/>
               </w:rPr>
-              <w:t>{{</w:t>
-            </w:r>
-            <w:proofErr w:type="spellStart"/>
-            <w:r>
-              <w:rPr>
-                <w:sz w:val="20"/>
-              </w:rPr>
-              <w:t>Direccion</w:t>
-            </w:r>
-            <w:proofErr w:type="spellEnd"/>
-            <w:r>
-              <w:rPr>
-                <w:sz w:val="20"/>
-              </w:rPr>
-              <w:t>}}</w:t>
+              <w:t>{{Direccion}}</w:t>
             </w:r>
           </w:p>
         </w:tc>
@@ -21377,23 +21049,7 @@
                 <w:spacing w:val="-2"/>
                 <w:sz w:val="20"/>
               </w:rPr>
-              <w:t>{{</w:t>
-            </w:r>
-            <w:proofErr w:type="spellStart"/>
-            <w:r>
-              <w:rPr>
-                <w:spacing w:val="-2"/>
-                <w:sz w:val="20"/>
-              </w:rPr>
-              <w:t>Telefono</w:t>
-            </w:r>
-            <w:proofErr w:type="spellEnd"/>
-            <w:r>
-              <w:rPr>
-                <w:spacing w:val="-2"/>
-                <w:sz w:val="20"/>
-              </w:rPr>
-              <w:t>}}</w:t>
+              <w:t>{{Telefono}}</w:t>
             </w:r>
           </w:p>
         </w:tc>
@@ -22389,7 +22045,6 @@
         </w:rPr>
         <w:t xml:space="preserve"> </w:t>
       </w:r>
-      <w:proofErr w:type="gramStart"/>
       <w:r>
         <w:t>del</w:t>
       </w:r>
@@ -22400,11 +22055,7 @@
         <w:t xml:space="preserve"> </w:t>
       </w:r>
       <w:r>
-        <w:t>mismo</w:t>
-      </w:r>
-      <w:proofErr w:type="gramEnd"/>
-      <w:r>
-        <w:t>.</w:t>
+        <w:t>mismo.</w:t>
       </w:r>
       <w:r>
         <w:rPr>
@@ -24959,11 +24610,9 @@
         </w:rPr>
         <w:t xml:space="preserve"> </w:t>
       </w:r>
-      <w:proofErr w:type="gramStart"/>
       <w:r>
         <w:t>tanto</w:t>
       </w:r>
-      <w:proofErr w:type="gramEnd"/>
       <w:r>
         <w:rPr>
           <w:spacing w:val="58"/>
@@ -25208,15 +24857,7 @@
         <w:t xml:space="preserve"> </w:t>
       </w:r>
       <w:r>
-        <w:t xml:space="preserve">contratos y demás documentos a que tuvo acceso </w:t>
-      </w:r>
-      <w:proofErr w:type="gramStart"/>
-      <w:r>
-        <w:t>en razón de</w:t>
-      </w:r>
-      <w:proofErr w:type="gramEnd"/>
-      <w:r>
-        <w:t xml:space="preserve"> su cargo a </w:t>
+        <w:t xml:space="preserve">contratos y demás documentos a que tuvo acceso en razón de su cargo a </w:t>
       </w:r>
       <w:r>
         <w:rPr>
@@ -26948,15 +26589,7 @@
         <w:t xml:space="preserve"> </w:t>
       </w:r>
       <w:r>
-        <w:t>sus negocios; l) Respecto de los datos con fines de Seguridad y monitoreo (i) recolectados directamente en los puntos de seguridad, (</w:t>
-      </w:r>
-      <w:proofErr w:type="spellStart"/>
-      <w:r>
-        <w:t>ii</w:t>
-      </w:r>
-      <w:proofErr w:type="spellEnd"/>
-      <w:r>
-        <w:t>) tomados de los documentos que suministran las personas al personal de seguridad y</w:t>
+        <w:t>sus negocios; l) Respecto de los datos con fines de Seguridad y monitoreo (i) recolectados directamente en los puntos de seguridad, (ii) tomados de los documentos que suministran las personas al personal de seguridad y</w:t>
       </w:r>
       <w:r>
         <w:rPr>
@@ -26965,15 +26598,7 @@
         <w:t xml:space="preserve"> </w:t>
       </w:r>
       <w:r>
-        <w:t>(</w:t>
-      </w:r>
-      <w:proofErr w:type="spellStart"/>
-      <w:r>
-        <w:t>iii</w:t>
-      </w:r>
-      <w:proofErr w:type="spellEnd"/>
-      <w:r>
-        <w:t>)</w:t>
+        <w:t>(iii)</w:t>
       </w:r>
       <w:r>
         <w:rPr>
@@ -27115,15 +26740,7 @@
         <w:t xml:space="preserve"> </w:t>
       </w:r>
       <w:r>
-        <w:t>(</w:t>
-      </w:r>
-      <w:proofErr w:type="spellStart"/>
-      <w:r>
-        <w:t>iv</w:t>
-      </w:r>
-      <w:proofErr w:type="spellEnd"/>
-      <w:r>
-        <w:t>)</w:t>
+        <w:t>(iv)</w:t>
       </w:r>
       <w:r>
         <w:rPr>
@@ -27644,13 +27261,8 @@
         <w:pStyle w:val="Textoindependiente"/>
         <w:ind w:right="134"/>
       </w:pPr>
-      <w:proofErr w:type="gramStart"/>
-      <w:r>
-        <w:t>privacidad respectivo</w:t>
-      </w:r>
-      <w:proofErr w:type="gramEnd"/>
-      <w:r>
-        <w:t xml:space="preserve"> y específicamente para dar cumplimiento al desarrollo de nuestro objeto social, según sea el caso. 2. </w:t>
+      <w:r>
+        <w:t xml:space="preserve">privacidad respectivo y específicamente para dar cumplimiento al desarrollo de nuestro objeto social, según sea el caso. 2. </w:t>
       </w:r>
       <w:r>
         <w:rPr>
@@ -28414,15 +28026,7 @@
         <w:t xml:space="preserve">de EL TRABAJADOR </w:t>
       </w:r>
       <w:r>
-        <w:t xml:space="preserve">como titular de los datos son los previstos en la Constitución y la ley, especialmente a i) Conocer, actualizar y rectificar sus datos personales. </w:t>
-      </w:r>
-      <w:proofErr w:type="spellStart"/>
-      <w:r>
-        <w:t>ii</w:t>
-      </w:r>
-      <w:proofErr w:type="spellEnd"/>
-      <w:r>
-        <w:t>) Solicitar prueba</w:t>
+        <w:t>como titular de los datos son los previstos en la Constitución y la ley, especialmente a i) Conocer, actualizar y rectificar sus datos personales. ii) Solicitar prueba</w:t>
       </w:r>
       <w:r>
         <w:rPr>
@@ -28466,13 +28070,8 @@
         </w:rPr>
         <w:t xml:space="preserve"> </w:t>
       </w:r>
-      <w:proofErr w:type="spellStart"/>
-      <w:r>
-        <w:t>iii</w:t>
-      </w:r>
-      <w:proofErr w:type="spellEnd"/>
-      <w:r>
-        <w:t>)</w:t>
+      <w:r>
+        <w:t>iii)</w:t>
       </w:r>
       <w:r>
         <w:rPr>
@@ -28624,13 +28223,8 @@
         </w:rPr>
         <w:t xml:space="preserve"> </w:t>
       </w:r>
-      <w:proofErr w:type="spellStart"/>
-      <w:r>
-        <w:t>iv</w:t>
-      </w:r>
-      <w:proofErr w:type="spellEnd"/>
-      <w:r>
-        <w:t>)</w:t>
+      <w:r>
+        <w:t>iv)</w:t>
       </w:r>
       <w:r>
         <w:rPr>
@@ -30867,7 +30461,10 @@
         <w:t xml:space="preserve">EL TRABAJADOR </w:t>
       </w:r>
       <w:r>
-        <w:t>en este acto, en Medellín – Antioquia, el día 16 de junio de 2026</w:t>
+        <w:t xml:space="preserve">en este acto, en Medellín – Antioquia, </w:t>
+      </w:r>
+      <w:r>
+        <w:t>{{FechaInicioContrato}}</w:t>
       </w:r>
     </w:p>
     <w:p>
@@ -31043,23 +30640,7 @@
           <w:b/>
           <w:sz w:val="20"/>
         </w:rPr>
-        <w:t>{{</w:t>
-      </w:r>
-      <w:proofErr w:type="spellStart"/>
-      <w:r>
-        <w:rPr>
-          <w:b/>
-          <w:sz w:val="20"/>
-        </w:rPr>
-        <w:t>NombreCompleto</w:t>
-      </w:r>
-      <w:proofErr w:type="spellEnd"/>
-      <w:r>
-        <w:rPr>
-          <w:b/>
-          <w:sz w:val="20"/>
-        </w:rPr>
-        <w:t>}}</w:t>
+        <w:t>{{NombreCompleto}}</w:t>
       </w:r>
     </w:p>
     <w:p>
@@ -31079,23 +30660,7 @@
           <w:b/>
           <w:sz w:val="20"/>
         </w:rPr>
-        <w:t>{{</w:t>
-      </w:r>
-      <w:proofErr w:type="spellStart"/>
-      <w:r>
-        <w:rPr>
-          <w:b/>
-          <w:sz w:val="20"/>
-        </w:rPr>
-        <w:t>TipoDocumento</w:t>
-      </w:r>
-      <w:proofErr w:type="spellEnd"/>
-      <w:r>
-        <w:rPr>
-          <w:b/>
-          <w:sz w:val="20"/>
-        </w:rPr>
-        <w:t>}}</w:t>
+        <w:t>{{TipoDocumento}}</w:t>
       </w:r>
       <w:r>
         <w:rPr>
@@ -31110,23 +30675,7 @@
           <w:b/>
           <w:sz w:val="20"/>
         </w:rPr>
-        <w:t>{{</w:t>
-      </w:r>
-      <w:proofErr w:type="spellStart"/>
-      <w:r>
-        <w:rPr>
-          <w:b/>
-          <w:sz w:val="20"/>
-        </w:rPr>
-        <w:t>NumeroDocumento</w:t>
-      </w:r>
-      <w:proofErr w:type="spellEnd"/>
-      <w:r>
-        <w:rPr>
-          <w:b/>
-          <w:sz w:val="20"/>
-        </w:rPr>
-        <w:t>}}</w:t>
+        <w:t>{{NumeroDocumento}}</w:t>
       </w:r>
       <w:r>
         <w:rPr>
@@ -31170,7 +30719,7 @@
 </file>
 
 <file path=word/endnotes.xml><?xml version="1.0" encoding="utf-8"?>
-<w:endnotes xmlns:wpc="http://schemas.microsoft.com/office/word/2010/wordprocessingCanvas" xmlns:cx="http://schemas.microsoft.com/office/drawing/2014/chartex" xmlns:cx1="http://schemas.microsoft.com/office/drawing/2015/9/8/chartex" xmlns:cx2="http://schemas.microsoft.com/office/drawing/2015/10/21/chartex" xmlns:cx3="http://schemas.microsoft.com/office/drawing/2016/5/9/chartex" xmlns:cx4="http://schemas.microsoft.com/office/drawing/2016/5/10/chartex" xmlns:cx5="http://schemas.microsoft.com/office/drawing/2016/5/11/chartex" xmlns:cx6="http://schemas.microsoft.com/office/drawing/2016/5/12/chartex" xmlns:cx7="http://schemas.microsoft.com/office/drawing/2016/5/13/chartex" xmlns:cx8="http://schemas.microsoft.com/office/drawing/2016/5/14/chartex" xmlns:mc="http://schemas.openxmlformats.org/markup-compatibility/2006" xmlns:aink="http://schemas.microsoft.com/office/drawing/2016/ink" xmlns:am3d="http://schemas.microsoft.com/office/drawing/2017/model3d" xmlns:o="urn:schemas-microsoft-com:office:office" xmlns:oel="http://schemas.microsoft.com/office/2019/extlst" xmlns:r="http://schemas.openxmlformats.org/officeDocument/2006/relationships" xmlns:m="http://schemas.openxmlformats.org/officeDocument/2006/math" xmlns:v="urn:schemas-microsoft-com:vml" xmlns:wp14="http://schemas.microsoft.com/office/word/2010/wordprocessingDrawing" xmlns:wp="http://schemas.openxmlformats.org/drawingml/2006/wordprocessingDrawing" xmlns:w10="urn:schemas-microsoft-com:office:word" xmlns:w="http://schemas.openxmlformats.org/wordprocessingml/2006/main" xmlns:w14="http://schemas.microsoft.com/office/word/2010/wordml" xmlns:w15="http://schemas.microsoft.com/office/word/2012/wordml" xmlns:w16cex="http://schemas.microsoft.com/office/word/2018/wordml/cex" xmlns:w16cid="http://schemas.microsoft.com/office/word/2016/wordml/cid" xmlns:w16="http://schemas.microsoft.com/office/word/2018/wordml" xmlns:w16du="http://schemas.microsoft.com/office/word/2023/wordml/word16du" xmlns:w16sdtdh="http://schemas.microsoft.com/office/word/2020/wordml/sdtdatahash" xmlns:w16sdtfl="http://schemas.microsoft.com/office/word/2024/wordml/sdtformatlock" xmlns:w16se="http://schemas.microsoft.com/office/word/2015/wordml/symex" xmlns:wpg="http://schemas.microsoft.com/office/word/2010/wordprocessingGroup" xmlns:wpi="http://schemas.microsoft.com/office/word/2010/wordprocessingInk" xmlns:wne="http://schemas.microsoft.com/office/word/2006/wordml" xmlns:wps="http://schemas.microsoft.com/office/word/2010/wordprocessingShape" mc:Ignorable="w14 w15 w16se w16cid w16 w16cex w16sdtdh w16sdtfl w16du wp14">
+<w:endnotes xmlns:wpc="http://schemas.microsoft.com/office/word/2010/wordprocessingCanvas" xmlns:cx="http://schemas.microsoft.com/office/drawing/2014/chartex" xmlns:cx1="http://schemas.microsoft.com/office/drawing/2015/9/8/chartex" xmlns:cx2="http://schemas.microsoft.com/office/drawing/2015/10/21/chartex" xmlns:cx3="http://schemas.microsoft.com/office/drawing/2016/5/9/chartex" xmlns:cx4="http://schemas.microsoft.com/office/drawing/2016/5/10/chartex" xmlns:cx5="http://schemas.microsoft.com/office/drawing/2016/5/11/chartex" xmlns:cx6="http://schemas.microsoft.com/office/drawing/2016/5/12/chartex" xmlns:cx7="http://schemas.microsoft.com/office/drawing/2016/5/13/chartex" xmlns:cx8="http://schemas.microsoft.com/office/drawing/2016/5/14/chartex" xmlns:mc="http://schemas.openxmlformats.org/markup-compatibility/2006" xmlns:aink="http://schemas.microsoft.com/office/drawing/2016/ink" xmlns:am3d="http://schemas.microsoft.com/office/drawing/2017/model3d" xmlns:o="urn:schemas-microsoft-com:office:office" xmlns:oel="http://schemas.microsoft.com/office/2019/extlst" xmlns:r="http://schemas.openxmlformats.org/officeDocument/2006/relationships" xmlns:m="http://schemas.openxmlformats.org/officeDocument/2006/math" xmlns:v="urn:schemas-microsoft-com:vml" xmlns:wp14="http://schemas.microsoft.com/office/word/2010/wordprocessingDrawing" xmlns:wp="http://schemas.openxmlformats.org/drawingml/2006/wordprocessingDrawing" xmlns:w10="urn:schemas-microsoft-com:office:word" xmlns:w="http://schemas.openxmlformats.org/wordprocessingml/2006/main" xmlns:w14="http://schemas.microsoft.com/office/word/2010/wordml" xmlns:w15="http://schemas.microsoft.com/office/word/2012/wordml" xmlns:w16cei="http://schemas.microsoft.com/office/word/2026/wordml/cei" xmlns:w16cex="http://schemas.microsoft.com/office/word/2018/wordml/cex" xmlns:w16cid="http://schemas.microsoft.com/office/word/2016/wordml/cid" xmlns:w16="http://schemas.microsoft.com/office/word/2018/wordml" xmlns:w16du="http://schemas.microsoft.com/office/word/2023/wordml/word16du" xmlns:w16sdtdh="http://schemas.microsoft.com/office/word/2020/wordml/sdtdatahash" xmlns:w16sdtfl="http://schemas.microsoft.com/office/word/2024/wordml/sdtformatlock" xmlns:w16se="http://schemas.microsoft.com/office/word/2015/wordml/symex" xmlns:wpg="http://schemas.microsoft.com/office/word/2010/wordprocessingGroup" xmlns:wpi="http://schemas.microsoft.com/office/word/2010/wordprocessingInk" xmlns:wne="http://schemas.microsoft.com/office/word/2006/wordml" xmlns:wps="http://schemas.microsoft.com/office/word/2010/wordprocessingShape" mc:Ignorable="w14 w15 w16se w16cid w16 w16cex w16sdtdh w16sdtfl w16du wp14">
   <w:endnote w:type="separator" w:id="-1">
     <w:p>
       <w:r>
@@ -31189,7 +30738,7 @@
 </file>
 
 <file path=word/footer1.xml><?xml version="1.0" encoding="utf-8"?>
-<w:ftr xmlns:wpc="http://schemas.microsoft.com/office/word/2010/wordprocessingCanvas" xmlns:cx="http://schemas.microsoft.com/office/drawing/2014/chartex" xmlns:cx1="http://schemas.microsoft.com/office/drawing/2015/9/8/chartex" xmlns:cx2="http://schemas.microsoft.com/office/drawing/2015/10/21/chartex" xmlns:cx3="http://schemas.microsoft.com/office/drawing/2016/5/9/chartex" xmlns:cx4="http://schemas.microsoft.com/office/drawing/2016/5/10/chartex" xmlns:cx5="http://schemas.microsoft.com/office/drawing/2016/5/11/chartex" xmlns:cx6="http://schemas.microsoft.com/office/drawing/2016/5/12/chartex" xmlns:cx7="http://schemas.microsoft.com/office/drawing/2016/5/13/chartex" xmlns:cx8="http://schemas.microsoft.com/office/drawing/2016/5/14/chartex" xmlns:mc="http://schemas.openxmlformats.org/markup-compatibility/2006" xmlns:aink="http://schemas.microsoft.com/office/drawing/2016/ink" xmlns:am3d="http://schemas.microsoft.com/office/drawing/2017/model3d" xmlns:o="urn:schemas-microsoft-com:office:office" xmlns:oel="http://schemas.microsoft.com/office/2019/extlst" xmlns:r="http://schemas.openxmlformats.org/officeDocument/2006/relationships" xmlns:m="http://schemas.openxmlformats.org/officeDocument/2006/math" xmlns:v="urn:schemas-microsoft-com:vml" xmlns:wp14="http://schemas.microsoft.com/office/word/2010/wordprocessingDrawing" xmlns:wp="http://schemas.openxmlformats.org/drawingml/2006/wordprocessingDrawing" xmlns:w10="urn:schemas-microsoft-com:office:word" xmlns:w="http://schemas.openxmlformats.org/wordprocessingml/2006/main" xmlns:w14="http://schemas.microsoft.com/office/word/2010/wordml" xmlns:w15="http://schemas.microsoft.com/office/word/2012/wordml" xmlns:w16cex="http://schemas.microsoft.com/office/word/2018/wordml/cex" xmlns:w16cid="http://schemas.microsoft.com/office/word/2016/wordml/cid" xmlns:w16="http://schemas.microsoft.com/office/word/2018/wordml" xmlns:w16du="http://schemas.microsoft.com/office/word/2023/wordml/word16du" xmlns:w16sdtdh="http://schemas.microsoft.com/office/word/2020/wordml/sdtdatahash" xmlns:w16sdtfl="http://schemas.microsoft.com/office/word/2024/wordml/sdtformatlock" xmlns:w16se="http://schemas.microsoft.com/office/word/2015/wordml/symex" xmlns:wpg="http://schemas.microsoft.com/office/word/2010/wordprocessingGroup" xmlns:wpi="http://schemas.microsoft.com/office/word/2010/wordprocessingInk" xmlns:wne="http://schemas.microsoft.com/office/word/2006/wordml" xmlns:wps="http://schemas.microsoft.com/office/word/2010/wordprocessingShape" mc:Ignorable="w14 w15 w16se w16cid w16 w16cex w16sdtdh w16sdtfl w16du wp14">
+<w:ftr xmlns:wpc="http://schemas.microsoft.com/office/word/2010/wordprocessingCanvas" xmlns:cx="http://schemas.microsoft.com/office/drawing/2014/chartex" xmlns:cx1="http://schemas.microsoft.com/office/drawing/2015/9/8/chartex" xmlns:cx2="http://schemas.microsoft.com/office/drawing/2015/10/21/chartex" xmlns:cx3="http://schemas.microsoft.com/office/drawing/2016/5/9/chartex" xmlns:cx4="http://schemas.microsoft.com/office/drawing/2016/5/10/chartex" xmlns:cx5="http://schemas.microsoft.com/office/drawing/2016/5/11/chartex" xmlns:cx6="http://schemas.microsoft.com/office/drawing/2016/5/12/chartex" xmlns:cx7="http://schemas.microsoft.com/office/drawing/2016/5/13/chartex" xmlns:cx8="http://schemas.microsoft.com/office/drawing/2016/5/14/chartex" xmlns:mc="http://schemas.openxmlformats.org/markup-compatibility/2006" xmlns:aink="http://schemas.microsoft.com/office/drawing/2016/ink" xmlns:am3d="http://schemas.microsoft.com/office/drawing/2017/model3d" xmlns:o="urn:schemas-microsoft-com:office:office" xmlns:oel="http://schemas.microsoft.com/office/2019/extlst" xmlns:r="http://schemas.openxmlformats.org/officeDocument/2006/relationships" xmlns:m="http://schemas.openxmlformats.org/officeDocument/2006/math" xmlns:v="urn:schemas-microsoft-com:vml" xmlns:wp14="http://schemas.microsoft.com/office/word/2010/wordprocessingDrawing" xmlns:wp="http://schemas.openxmlformats.org/drawingml/2006/wordprocessingDrawing" xmlns:w10="urn:schemas-microsoft-com:office:word" xmlns:w="http://schemas.openxmlformats.org/wordprocessingml/2006/main" xmlns:w14="http://schemas.microsoft.com/office/word/2010/wordml" xmlns:w15="http://schemas.microsoft.com/office/word/2012/wordml" xmlns:w16cei="http://schemas.microsoft.com/office/word/2026/wordml/cei" xmlns:w16cex="http://schemas.microsoft.com/office/word/2018/wordml/cex" xmlns:w16cid="http://schemas.microsoft.com/office/word/2016/wordml/cid" xmlns:w16="http://schemas.microsoft.com/office/word/2018/wordml" xmlns:w16du="http://schemas.microsoft.com/office/word/2023/wordml/word16du" xmlns:w16sdtdh="http://schemas.microsoft.com/office/word/2020/wordml/sdtdatahash" xmlns:w16sdtfl="http://schemas.microsoft.com/office/word/2024/wordml/sdtformatlock" xmlns:w16se="http://schemas.microsoft.com/office/word/2015/wordml/symex" xmlns:wpg="http://schemas.microsoft.com/office/word/2010/wordprocessingGroup" xmlns:wpi="http://schemas.microsoft.com/office/word/2010/wordprocessingInk" xmlns:wne="http://schemas.microsoft.com/office/word/2006/wordml" xmlns:wps="http://schemas.microsoft.com/office/word/2010/wordprocessingShape" mc:Ignorable="w14 w15 w16se w16cid w16 w16cex w16sdtdh w16sdtfl w16du wp14">
   <w:p>
     <w:pPr>
       <w:pStyle w:val="Textoindependiente"/>
@@ -31507,7 +31056,7 @@
 </file>
 
 <file path=word/footnotes.xml><?xml version="1.0" encoding="utf-8"?>
-<w:footnotes xmlns:wpc="http://schemas.microsoft.com/office/word/2010/wordprocessingCanvas" xmlns:cx="http://schemas.microsoft.com/office/drawing/2014/chartex" xmlns:cx1="http://schemas.microsoft.com/office/drawing/2015/9/8/chartex" xmlns:cx2="http://schemas.microsoft.com/office/drawing/2015/10/21/chartex" xmlns:cx3="http://schemas.microsoft.com/office/drawing/2016/5/9/chartex" xmlns:cx4="http://schemas.microsoft.com/office/drawing/2016/5/10/chartex" xmlns:cx5="http://schemas.microsoft.com/office/drawing/2016/5/11/chartex" xmlns:cx6="http://schemas.microsoft.com/office/drawing/2016/5/12/chartex" xmlns:cx7="http://schemas.microsoft.com/office/drawing/2016/5/13/chartex" xmlns:cx8="http://schemas.microsoft.com/office/drawing/2016/5/14/chartex" xmlns:mc="http://schemas.openxmlformats.org/markup-compatibility/2006" xmlns:aink="http://schemas.microsoft.com/office/drawing/2016/ink" xmlns:am3d="http://schemas.microsoft.com/office/drawing/2017/model3d" xmlns:o="urn:schemas-microsoft-com:office:office" xmlns:oel="http://schemas.microsoft.com/office/2019/extlst" xmlns:r="http://schemas.openxmlformats.org/officeDocument/2006/relationships" xmlns:m="http://schemas.openxmlformats.org/officeDocument/2006/math" xmlns:v="urn:schemas-microsoft-com:vml" xmlns:wp14="http://schemas.microsoft.com/office/word/2010/wordprocessingDrawing" xmlns:wp="http://schemas.openxmlformats.org/drawingml/2006/wordprocessingDrawing" xmlns:w10="urn:schemas-microsoft-com:office:word" xmlns:w="http://schemas.openxmlformats.org/wordprocessingml/2006/main" xmlns:w14="http://schemas.microsoft.com/office/word/2010/wordml" xmlns:w15="http://schemas.microsoft.com/office/word/2012/wordml" xmlns:w16cex="http://schemas.microsoft.com/office/word/2018/wordml/cex" xmlns:w16cid="http://schemas.microsoft.com/office/word/2016/wordml/cid" xmlns:w16="http://schemas.microsoft.com/office/word/2018/wordml" xmlns:w16du="http://schemas.microsoft.com/office/word/2023/wordml/word16du" xmlns:w16sdtdh="http://schemas.microsoft.com/office/word/2020/wordml/sdtdatahash" xmlns:w16sdtfl="http://schemas.microsoft.com/office/word/2024/wordml/sdtformatlock" xmlns:w16se="http://schemas.microsoft.com/office/word/2015/wordml/symex" xmlns:wpg="http://schemas.microsoft.com/office/word/2010/wordprocessingGroup" xmlns:wpi="http://schemas.microsoft.com/office/word/2010/wordprocessingInk" xmlns:wne="http://schemas.microsoft.com/office/word/2006/wordml" xmlns:wps="http://schemas.microsoft.com/office/word/2010/wordprocessingShape" mc:Ignorable="w14 w15 w16se w16cid w16 w16cex w16sdtdh w16sdtfl w16du wp14">
+<w:footnotes xmlns:wpc="http://schemas.microsoft.com/office/word/2010/wordprocessingCanvas" xmlns:cx="http://schemas.microsoft.com/office/drawing/2014/chartex" xmlns:cx1="http://schemas.microsoft.com/office/drawing/2015/9/8/chartex" xmlns:cx2="http://schemas.microsoft.com/office/drawing/2015/10/21/chartex" xmlns:cx3="http://schemas.microsoft.com/office/drawing/2016/5/9/chartex" xmlns:cx4="http://schemas.microsoft.com/office/drawing/2016/5/10/chartex" xmlns:cx5="http://schemas.microsoft.com/office/drawing/2016/5/11/chartex" xmlns:cx6="http://schemas.microsoft.com/office/drawing/2016/5/12/chartex" xmlns:cx7="http://schemas.microsoft.com/office/drawing/2016/5/13/chartex" xmlns:cx8="http://schemas.microsoft.com/office/drawing/2016/5/14/chartex" xmlns:mc="http://schemas.openxmlformats.org/markup-compatibility/2006" xmlns:aink="http://schemas.microsoft.com/office/drawing/2016/ink" xmlns:am3d="http://schemas.microsoft.com/office/drawing/2017/model3d" xmlns:o="urn:schemas-microsoft-com:office:office" xmlns:oel="http://schemas.microsoft.com/office/2019/extlst" xmlns:r="http://schemas.openxmlformats.org/officeDocument/2006/relationships" xmlns:m="http://schemas.openxmlformats.org/officeDocument/2006/math" xmlns:v="urn:schemas-microsoft-com:vml" xmlns:wp14="http://schemas.microsoft.com/office/word/2010/wordprocessingDrawing" xmlns:wp="http://schemas.openxmlformats.org/drawingml/2006/wordprocessingDrawing" xmlns:w10="urn:schemas-microsoft-com:office:word" xmlns:w="http://schemas.openxmlformats.org/wordprocessingml/2006/main" xmlns:w14="http://schemas.microsoft.com/office/word/2010/wordml" xmlns:w15="http://schemas.microsoft.com/office/word/2012/wordml" xmlns:w16cei="http://schemas.microsoft.com/office/word/2026/wordml/cei" xmlns:w16cex="http://schemas.microsoft.com/office/word/2018/wordml/cex" xmlns:w16cid="http://schemas.microsoft.com/office/word/2016/wordml/cid" xmlns:w16="http://schemas.microsoft.com/office/word/2018/wordml" xmlns:w16du="http://schemas.microsoft.com/office/word/2023/wordml/word16du" xmlns:w16sdtdh="http://schemas.microsoft.com/office/word/2020/wordml/sdtdatahash" xmlns:w16sdtfl="http://schemas.microsoft.com/office/word/2024/wordml/sdtformatlock" xmlns:w16se="http://schemas.microsoft.com/office/word/2015/wordml/symex" xmlns:wpg="http://schemas.microsoft.com/office/word/2010/wordprocessingGroup" xmlns:wpi="http://schemas.microsoft.com/office/word/2010/wordprocessingInk" xmlns:wne="http://schemas.microsoft.com/office/word/2006/wordml" xmlns:wps="http://schemas.microsoft.com/office/word/2010/wordprocessingShape" mc:Ignorable="w14 w15 w16se w16cid w16 w16cex w16sdtdh w16sdtfl w16du wp14">
   <w:footnote w:type="separator" w:id="-1">
     <w:p>
       <w:r>
@@ -31526,7 +31075,7 @@
 </file>
 
 <file path=word/header1.xml><?xml version="1.0" encoding="utf-8"?>
-<w:hdr xmlns:wpc="http://schemas.microsoft.com/office/word/2010/wordprocessingCanvas" xmlns:cx="http://schemas.microsoft.com/office/drawing/2014/chartex" xmlns:cx1="http://schemas.microsoft.com/office/drawing/2015/9/8/chartex" xmlns:cx2="http://schemas.microsoft.com/office/drawing/2015/10/21/chartex" xmlns:cx3="http://schemas.microsoft.com/office/drawing/2016/5/9/chartex" xmlns:cx4="http://schemas.microsoft.com/office/drawing/2016/5/10/chartex" xmlns:cx5="http://schemas.microsoft.com/office/drawing/2016/5/11/chartex" xmlns:cx6="http://schemas.microsoft.com/office/drawing/2016/5/12/chartex" xmlns:cx7="http://schemas.microsoft.com/office/drawing/2016/5/13/chartex" xmlns:cx8="http://schemas.microsoft.com/office/drawing/2016/5/14/chartex" xmlns:mc="http://schemas.openxmlformats.org/markup-compatibility/2006" xmlns:aink="http://schemas.microsoft.com/office/drawing/2016/ink" xmlns:am3d="http://schemas.microsoft.com/office/drawing/2017/model3d" xmlns:o="urn:schemas-microsoft-com:office:office" xmlns:oel="http://schemas.microsoft.com/office/2019/extlst" xmlns:r="http://schemas.openxmlformats.org/officeDocument/2006/relationships" xmlns:m="http://schemas.openxmlformats.org/officeDocument/2006/math" xmlns:v="urn:schemas-microsoft-com:vml" xmlns:wp14="http://schemas.microsoft.com/office/word/2010/wordprocessingDrawing" xmlns:wp="http://schemas.openxmlformats.org/drawingml/2006/wordprocessingDrawing" xmlns:w10="urn:schemas-microsoft-com:office:word" xmlns:w="http://schemas.openxmlformats.org/wordprocessingml/2006/main" xmlns:w14="http://schemas.microsoft.com/office/word/2010/wordml" xmlns:w15="http://schemas.microsoft.com/office/word/2012/wordml" xmlns:w16cex="http://schemas.microsoft.com/office/word/2018/wordml/cex" xmlns:w16cid="http://schemas.microsoft.com/office/word/2016/wordml/cid" xmlns:w16="http://schemas.microsoft.com/office/word/2018/wordml" xmlns:w16du="http://schemas.microsoft.com/office/word/2023/wordml/word16du" xmlns:w16sdtdh="http://schemas.microsoft.com/office/word/2020/wordml/sdtdatahash" xmlns:w16sdtfl="http://schemas.microsoft.com/office/word/2024/wordml/sdtformatlock" xmlns:w16se="http://schemas.microsoft.com/office/word/2015/wordml/symex" xmlns:wpg="http://schemas.microsoft.com/office/word/2010/wordprocessingGroup" xmlns:wpi="http://schemas.microsoft.com/office/word/2010/wordprocessingInk" xmlns:wne="http://schemas.microsoft.com/office/word/2006/wordml" xmlns:wps="http://schemas.microsoft.com/office/word/2010/wordprocessingShape" mc:Ignorable="w14 w15 w16se w16cid w16 w16cex w16sdtdh w16sdtfl w16du wp14">
+<w:hdr xmlns:wpc="http://schemas.microsoft.com/office/word/2010/wordprocessingCanvas" xmlns:cx="http://schemas.microsoft.com/office/drawing/2014/chartex" xmlns:cx1="http://schemas.microsoft.com/office/drawing/2015/9/8/chartex" xmlns:cx2="http://schemas.microsoft.com/office/drawing/2015/10/21/chartex" xmlns:cx3="http://schemas.microsoft.com/office/drawing/2016/5/9/chartex" xmlns:cx4="http://schemas.microsoft.com/office/drawing/2016/5/10/chartex" xmlns:cx5="http://schemas.microsoft.com/office/drawing/2016/5/11/chartex" xmlns:cx6="http://schemas.microsoft.com/office/drawing/2016/5/12/chartex" xmlns:cx7="http://schemas.microsoft.com/office/drawing/2016/5/13/chartex" xmlns:cx8="http://schemas.microsoft.com/office/drawing/2016/5/14/chartex" xmlns:mc="http://schemas.openxmlformats.org/markup-compatibility/2006" xmlns:aink="http://schemas.microsoft.com/office/drawing/2016/ink" xmlns:am3d="http://schemas.microsoft.com/office/drawing/2017/model3d" xmlns:o="urn:schemas-microsoft-com:office:office" xmlns:oel="http://schemas.microsoft.com/office/2019/extlst" xmlns:r="http://schemas.openxmlformats.org/officeDocument/2006/relationships" xmlns:m="http://schemas.openxmlformats.org/officeDocument/2006/math" xmlns:v="urn:schemas-microsoft-com:vml" xmlns:wp14="http://schemas.microsoft.com/office/word/2010/wordprocessingDrawing" xmlns:wp="http://schemas.openxmlformats.org/drawingml/2006/wordprocessingDrawing" xmlns:w10="urn:schemas-microsoft-com:office:word" xmlns:w="http://schemas.openxmlformats.org/wordprocessingml/2006/main" xmlns:w14="http://schemas.microsoft.com/office/word/2010/wordml" xmlns:w15="http://schemas.microsoft.com/office/word/2012/wordml" xmlns:w16cei="http://schemas.microsoft.com/office/word/2026/wordml/cei" xmlns:w16cex="http://schemas.microsoft.com/office/word/2018/wordml/cex" xmlns:w16cid="http://schemas.microsoft.com/office/word/2016/wordml/cid" xmlns:w16="http://schemas.microsoft.com/office/word/2018/wordml" xmlns:w16du="http://schemas.microsoft.com/office/word/2023/wordml/word16du" xmlns:w16sdtdh="http://schemas.microsoft.com/office/word/2020/wordml/sdtdatahash" xmlns:w16sdtfl="http://schemas.microsoft.com/office/word/2024/wordml/sdtformatlock" xmlns:w16se="http://schemas.microsoft.com/office/word/2015/wordml/symex" xmlns:wpg="http://schemas.microsoft.com/office/word/2010/wordprocessingGroup" xmlns:wpi="http://schemas.microsoft.com/office/word/2010/wordprocessingInk" xmlns:wne="http://schemas.microsoft.com/office/word/2006/wordml" xmlns:wps="http://schemas.microsoft.com/office/word/2010/wordprocessingShape" mc:Ignorable="w14 w15 w16se w16cid w16 w16cex w16sdtdh w16sdtfl w16du wp14">
   <w:p>
     <w:pPr>
       <w:pStyle w:val="Textoindependiente"/>
@@ -31864,7 +31413,7 @@
 </file>
 
 <file path=word/numbering.xml><?xml version="1.0" encoding="utf-8"?>
-<w:numbering xmlns:wpc="http://schemas.microsoft.com/office/word/2010/wordprocessingCanvas" xmlns:cx="http://schemas.microsoft.com/office/drawing/2014/chartex" xmlns:cx1="http://schemas.microsoft.com/office/drawing/2015/9/8/chartex" xmlns:cx2="http://schemas.microsoft.com/office/drawing/2015/10/21/chartex" xmlns:cx3="http://schemas.microsoft.com/office/drawing/2016/5/9/chartex" xmlns:cx4="http://schemas.microsoft.com/office/drawing/2016/5/10/chartex" xmlns:cx5="http://schemas.microsoft.com/office/drawing/2016/5/11/chartex" xmlns:cx6="http://schemas.microsoft.com/office/drawing/2016/5/12/chartex" xmlns:cx7="http://schemas.microsoft.com/office/drawing/2016/5/13/chartex" xmlns:cx8="http://schemas.microsoft.com/office/drawing/2016/5/14/chartex" xmlns:mc="http://schemas.openxmlformats.org/markup-compatibility/2006" xmlns:aink="http://schemas.microsoft.com/office/drawing/2016/ink" xmlns:am3d="http://schemas.microsoft.com/office/drawing/2017/model3d" xmlns:o="urn:schemas-microsoft-com:office:office" xmlns:oel="http://schemas.microsoft.com/office/2019/extlst" xmlns:r="http://schemas.openxmlformats.org/officeDocument/2006/relationships" xmlns:m="http://schemas.openxmlformats.org/officeDocument/2006/math" xmlns:v="urn:schemas-microsoft-com:vml" xmlns:wp14="http://schemas.microsoft.com/office/word/2010/wordprocessingDrawing" xmlns:wp="http://schemas.openxmlformats.org/drawingml/2006/wordprocessingDrawing" xmlns:w10="urn:schemas-microsoft-com:office:word" xmlns:w="http://schemas.openxmlformats.org/wordprocessingml/2006/main" xmlns:w14="http://schemas.microsoft.com/office/word/2010/wordml" xmlns:w15="http://schemas.microsoft.com/office/word/2012/wordml" xmlns:w16cex="http://schemas.microsoft.com/office/word/2018/wordml/cex" xmlns:w16cid="http://schemas.microsoft.com/office/word/2016/wordml/cid" xmlns:w16="http://schemas.microsoft.com/office/word/2018/wordml" xmlns:w16du="http://schemas.microsoft.com/office/word/2023/wordml/word16du" xmlns:w16sdtdh="http://schemas.microsoft.com/office/word/2020/wordml/sdtdatahash" xmlns:w16sdtfl="http://schemas.microsoft.com/office/word/2024/wordml/sdtformatlock" xmlns:w16se="http://schemas.microsoft.com/office/word/2015/wordml/symex" xmlns:wpg="http://schemas.microsoft.com/office/word/2010/wordprocessingGroup" xmlns:wpi="http://schemas.microsoft.com/office/word/2010/wordprocessingInk" xmlns:wne="http://schemas.microsoft.com/office/word/2006/wordml" xmlns:wps="http://schemas.microsoft.com/office/word/2010/wordprocessingShape" mc:Ignorable="w14 w15 w16se w16cid w16 w16cex w16sdtdh w16sdtfl w16du wp14">
+<w:numbering xmlns:wpc="http://schemas.microsoft.com/office/word/2010/wordprocessingCanvas" xmlns:cx="http://schemas.microsoft.com/office/drawing/2014/chartex" xmlns:cx1="http://schemas.microsoft.com/office/drawing/2015/9/8/chartex" xmlns:cx2="http://schemas.microsoft.com/office/drawing/2015/10/21/chartex" xmlns:cx3="http://schemas.microsoft.com/office/drawing/2016/5/9/chartex" xmlns:cx4="http://schemas.microsoft.com/office/drawing/2016/5/10/chartex" xmlns:cx5="http://schemas.microsoft.com/office/drawing/2016/5/11/chartex" xmlns:cx6="http://schemas.microsoft.com/office/drawing/2016/5/12/chartex" xmlns:cx7="http://schemas.microsoft.com/office/drawing/2016/5/13/chartex" xmlns:cx8="http://schemas.microsoft.com/office/drawing/2016/5/14/chartex" xmlns:mc="http://schemas.openxmlformats.org/markup-compatibility/2006" xmlns:aink="http://schemas.microsoft.com/office/drawing/2016/ink" xmlns:am3d="http://schemas.microsoft.com/office/drawing/2017/model3d" xmlns:o="urn:schemas-microsoft-com:office:office" xmlns:oel="http://schemas.microsoft.com/office/2019/extlst" xmlns:r="http://schemas.openxmlformats.org/officeDocument/2006/relationships" xmlns:m="http://schemas.openxmlformats.org/officeDocument/2006/math" xmlns:v="urn:schemas-microsoft-com:vml" xmlns:wp14="http://schemas.microsoft.com/office/word/2010/wordprocessingDrawing" xmlns:wp="http://schemas.openxmlformats.org/drawingml/2006/wordprocessingDrawing" xmlns:w10="urn:schemas-microsoft-com:office:word" xmlns:w="http://schemas.openxmlformats.org/wordprocessingml/2006/main" xmlns:w14="http://schemas.microsoft.com/office/word/2010/wordml" xmlns:w15="http://schemas.microsoft.com/office/word/2012/wordml" xmlns:w16cei="http://schemas.microsoft.com/office/word/2026/wordml/cei" xmlns:w16cex="http://schemas.microsoft.com/office/word/2018/wordml/cex" xmlns:w16cid="http://schemas.microsoft.com/office/word/2016/wordml/cid" xmlns:w16="http://schemas.microsoft.com/office/word/2018/wordml" xmlns:w16du="http://schemas.microsoft.com/office/word/2023/wordml/word16du" xmlns:w16sdtdh="http://schemas.microsoft.com/office/word/2020/wordml/sdtdatahash" xmlns:w16sdtfl="http://schemas.microsoft.com/office/word/2024/wordml/sdtformatlock" xmlns:w16se="http://schemas.microsoft.com/office/word/2015/wordml/symex" xmlns:wpg="http://schemas.microsoft.com/office/word/2010/wordprocessingGroup" xmlns:wpi="http://schemas.microsoft.com/office/word/2010/wordprocessingInk" xmlns:wne="http://schemas.microsoft.com/office/word/2006/wordml" xmlns:wps="http://schemas.microsoft.com/office/word/2010/wordprocessingShape" mc:Ignorable="w14 w15 w16se w16cid w16 w16cex w16sdtdh w16sdtfl w16du wp14">
   <w:abstractNum w:abstractNumId="0" w15:restartNumberingAfterBreak="0">
     <w:nsid w:val="235108B8"/>
     <w:multiLevelType w:val="hybridMultilevel"/>
@@ -32435,7 +31984,6 @@
   <w:style w:type="character" w:default="1" w:styleId="Fuentedeprrafopredeter">
     <w:name w:val="Default Paragraph Font"/>
     <w:uiPriority w:val="1"/>
-    <w:semiHidden/>
     <w:unhideWhenUsed/>
   </w:style>
   <w:style w:type="table" w:default="1" w:styleId="Tablanormal">
